--- a/projects/Final_Project.docx
+++ b/projects/Final_Project.docx
@@ -63,13 +63,27 @@
         <w:t xml:space="preserve"> (CTF9)</w:t>
       </w:r>
       <w:r>
-        <w:t xml:space="preserve"> to harden and protect so full of holes it may as well be swiss cheese!  Use the knowledge you have learned in this class t</w:t>
+        <w:t xml:space="preserve"> to harden and protect so full of holes it may as well be </w:t>
+      </w:r>
+      <w:r>
+        <w:t>Swiss</w:t>
+      </w:r>
+      <w:r>
+        <w:t xml:space="preserve"> cheese!  Use the knowledge you have learned in this class t</w:t>
       </w:r>
       <w:r>
         <w:t>o discover the vulnerabilities and fix the issues,</w:t>
       </w:r>
       <w:r>
-        <w:t xml:space="preserve"> all while making sure all services still work and are available to the users of the server.</w:t>
+        <w:t xml:space="preserve"> all while making sure all services </w:t>
+      </w:r>
+      <w:proofErr w:type="gramStart"/>
+      <w:r>
+        <w:t>still work</w:t>
+      </w:r>
+      <w:proofErr w:type="gramEnd"/>
+      <w:r>
+        <w:t xml:space="preserve"> and are available to the users of the server.</w:t>
       </w:r>
       <w:r>
         <w:t xml:space="preserve">  Specifically, you need to</w:t>
@@ -77,62 +91,95 @@
       <w:r>
         <w:t xml:space="preserve"> </w:t>
       </w:r>
-    </w:p>
-    <w:p>
-      <w:pPr>
-        <w:pStyle w:val="ListParagraph"/>
-        <w:numPr>
-          <w:ilvl w:val="0"/>
-          <w:numId w:val="4"/>
-        </w:numPr>
-      </w:pPr>
+      <w:r>
+        <w:t>s</w:t>
+      </w:r>
       <w:r>
         <w:rPr>
           <w:b/>
           <w:i/>
         </w:rPr>
-        <w:t>S</w:t>
+        <w:t>ecure the vulnerable virtual machine</w:t>
       </w:r>
       <w:r>
         <w:rPr>
           <w:b/>
           <w:i/>
         </w:rPr>
-        <w:t>ecure the vulnerable virtual machine</w:t>
-      </w:r>
-      <w:r>
-        <w:rPr>
-          <w:b/>
+        <w:t xml:space="preserve"> while not breaking any existing working services</w:t>
+      </w:r>
+      <w:r>
+        <w:t>.</w:t>
+      </w:r>
+      <w:r>
+        <w:t xml:space="preserve"> This means </w:t>
+      </w:r>
+      <w:proofErr w:type="gramStart"/>
+      <w:r>
+        <w:t>actually fixing</w:t>
+      </w:r>
+      <w:proofErr w:type="gramEnd"/>
+      <w:r>
+        <w:t xml:space="preserve"> the problems with the services themselves.  The server should be secured enough to withstand attacks</w:t>
+      </w:r>
+      <w:r>
+        <w:t>.</w:t>
+      </w:r>
+    </w:p>
+    <w:p>
+      <w:r>
+        <w:t xml:space="preserve">Note: This is the same virtual machine that you attacked </w:t>
+      </w:r>
+      <w:proofErr w:type="gramStart"/>
+      <w:r>
+        <w:t>in</w:t>
+      </w:r>
+      <w:proofErr w:type="gramEnd"/>
+      <w:r>
+        <w:t xml:space="preserve"> Project 4.  </w:t>
+      </w:r>
+      <w:r>
+        <w:t xml:space="preserve">I’ve reset it back to its original snapshot, so anything you did to it in project 4 will not persist </w:t>
+      </w:r>
+      <w:proofErr w:type="gramStart"/>
+      <w:r>
+        <w:t>to cause</w:t>
+      </w:r>
+      <w:proofErr w:type="gramEnd"/>
+      <w:r>
+        <w:t xml:space="preserve"> issues.  </w:t>
+      </w:r>
+    </w:p>
+    <w:p>
+      <w:r>
+        <w:t xml:space="preserve">To receive </w:t>
+      </w:r>
+      <w:r>
+        <w:t>a C</w:t>
+      </w:r>
+      <w:r>
+        <w:t xml:space="preserve"> grade, you should at the very least do </w:t>
+      </w:r>
+      <w:r>
+        <w:rPr>
+          <w:b/>
+          <w:bCs/>
           <w:i/>
-        </w:rPr>
-        <w:t xml:space="preserve"> while not breaking any existing working services</w:t>
-      </w:r>
-      <w:r>
-        <w:t>.</w:t>
-      </w:r>
-      <w:r>
-        <w:t xml:space="preserve"> This means actually fixing the problems with the services themselves.  The server should be secured enough to withstand attacks without the second piece (see below).</w:t>
-      </w:r>
-    </w:p>
-    <w:p>
-      <w:pPr>
-        <w:pStyle w:val="ListParagraph"/>
-        <w:numPr>
-          <w:ilvl w:val="0"/>
-          <w:numId w:val="4"/>
-        </w:numPr>
-      </w:pPr>
-      <w:r>
-        <w:rPr>
-          <w:b/>
-          <w:i/>
-        </w:rPr>
-        <w:t xml:space="preserve">Creating a second layer of defense by installing/configuring a Firewall </w:t>
-      </w:r>
-    </w:p>
-    <w:p>
-      <w:r>
-        <w:t>To receive the minimum passing grade, you should at the very least do the following without breaking any services:</w:t>
+          <w:iCs/>
+        </w:rPr>
+        <w:t>three out of the four</w:t>
+      </w:r>
+      <w:r>
+        <w:t xml:space="preserve"> </w:t>
+      </w:r>
+      <w:r>
+        <w:t>following</w:t>
+      </w:r>
+      <w:r>
+        <w:t xml:space="preserve"> hardening tasks</w:t>
+      </w:r>
+      <w:r>
+        <w:t xml:space="preserve"> without breaking any services:</w:t>
       </w:r>
     </w:p>
     <w:p>
@@ -142,9 +189,43 @@
           <w:ilvl w:val="0"/>
           <w:numId w:val="6"/>
         </w:numPr>
-      </w:pPr>
-      <w:r>
-        <w:t>Add modsecurity to apache</w:t>
+        <w:spacing w:after="0" w:line="240" w:lineRule="auto"/>
+        <w:contextualSpacing w:val="0"/>
+      </w:pPr>
+      <w:r>
+        <w:rPr>
+          <w:b/>
+          <w:bCs/>
+        </w:rPr>
+        <w:t>Firewall</w:t>
+      </w:r>
+      <w:r>
+        <w:rPr>
+          <w:b/>
+          <w:bCs/>
+        </w:rPr>
+        <w:t>s</w:t>
+      </w:r>
+      <w:r>
+        <w:rPr>
+          <w:b/>
+          <w:bCs/>
+        </w:rPr>
+        <w:t>:</w:t>
+      </w:r>
+      <w:r>
+        <w:t xml:space="preserve"> Install and configure </w:t>
+      </w:r>
+      <w:proofErr w:type="spellStart"/>
+      <w:r>
+        <w:t>ModSecurity</w:t>
+      </w:r>
+      <w:proofErr w:type="spellEnd"/>
+      <w:r>
+        <w:t xml:space="preserve"> WAF to detect and block SQL injection and XSS attempts (enable what makes sense in the Core Rule Set)</w:t>
+      </w:r>
+      <w:r>
+        <w:t xml:space="preserve"> and install a local firewall (something like UFW while just allowing access to necessary ports such as ssh and http.)</w:t>
       </w:r>
     </w:p>
     <w:p>
@@ -156,7 +237,38 @@
         </w:numPr>
       </w:pPr>
       <w:r>
-        <w:t>Configure pfSense, move the CTF9 server “behind it”</w:t>
+        <w:rPr>
+          <w:b/>
+          <w:bCs/>
+        </w:rPr>
+        <w:t>SQL Injection Prevention:</w:t>
+      </w:r>
+      <w:r>
+        <w:t xml:space="preserve"> Replace all raw </w:t>
+      </w:r>
+      <w:proofErr w:type="spellStart"/>
+      <w:r>
+        <w:t>mysqli_query</w:t>
+      </w:r>
+      <w:proofErr w:type="spellEnd"/>
+      <w:r>
+        <w:t xml:space="preserve">() calls with prepared statements using </w:t>
+      </w:r>
+      <w:proofErr w:type="spellStart"/>
+      <w:r>
+        <w:t>mysqli_prepare</w:t>
+      </w:r>
+      <w:proofErr w:type="spellEnd"/>
+      <w:r>
+        <w:t xml:space="preserve">() and </w:t>
+      </w:r>
+      <w:proofErr w:type="spellStart"/>
+      <w:r>
+        <w:t>mysqli_bind_param</w:t>
+      </w:r>
+      <w:proofErr w:type="spellEnd"/>
+      <w:r>
+        <w:t xml:space="preserve">().  </w:t>
       </w:r>
     </w:p>
     <w:p>
@@ -166,31 +278,79 @@
           <w:ilvl w:val="0"/>
           <w:numId w:val="6"/>
         </w:numPr>
-      </w:pPr>
-      <w:r>
-        <w:t xml:space="preserve">Update </w:t>
-      </w:r>
-      <w:r>
-        <w:t>the php code to version 8.</w:t>
-      </w:r>
-      <w:r>
-        <w:t>1</w:t>
-      </w:r>
-      <w:r>
-        <w:t xml:space="preserve"> and secure it </w:t>
-      </w:r>
-      <w:r>
-        <w:t>using the</w:t>
-      </w:r>
-      <w:r>
-        <w:t xml:space="preserve"> </w:t>
-      </w:r>
-      <w:r>
-        <w:t xml:space="preserve">mysqli </w:t>
-      </w:r>
-      <w:r>
-        <w:t>library</w:t>
-      </w:r>
+        <w:spacing w:after="0" w:line="240" w:lineRule="auto"/>
+        <w:contextualSpacing w:val="0"/>
+      </w:pPr>
+      <w:r>
+        <w:rPr>
+          <w:b/>
+          <w:bCs/>
+        </w:rPr>
+        <w:t>PHP and XSS Prevention:</w:t>
+      </w:r>
+      <w:r>
+        <w:t xml:space="preserve"> Sanitize all output using </w:t>
+      </w:r>
+      <w:proofErr w:type="spellStart"/>
+      <w:r>
+        <w:t>htmlspecialchars</w:t>
+      </w:r>
+      <w:proofErr w:type="spellEnd"/>
+      <w:r>
+        <w:t xml:space="preserve">() or </w:t>
+      </w:r>
+      <w:proofErr w:type="spellStart"/>
+      <w:r>
+        <w:t>htmlentities</w:t>
+      </w:r>
+      <w:proofErr w:type="spellEnd"/>
+      <w:r>
+        <w:t>() to prevent stored XSS</w:t>
+      </w:r>
+    </w:p>
+    <w:p>
+      <w:pPr>
+        <w:pStyle w:val="ListParagraph"/>
+        <w:numPr>
+          <w:ilvl w:val="0"/>
+          <w:numId w:val="6"/>
+        </w:numPr>
+        <w:spacing w:after="0" w:line="240" w:lineRule="auto"/>
+      </w:pPr>
+      <w:r>
+        <w:rPr>
+          <w:b/>
+          <w:bCs/>
+        </w:rPr>
+        <w:t>Authentication and Permission:</w:t>
+      </w:r>
+      <w:r>
+        <w:t xml:space="preserve"> Strengthen authentication and passwords using PAM (Pluggable Authentication Modules)</w:t>
+      </w:r>
+      <w:r>
+        <w:t xml:space="preserve"> by installing </w:t>
+      </w:r>
+      <w:proofErr w:type="spellStart"/>
+      <w:r>
+        <w:t>libpam-pwquality</w:t>
+      </w:r>
+      <w:proofErr w:type="spellEnd"/>
+      <w:r>
+        <w:t xml:space="preserve"> to enforce system password complexity, change weak user passwords, and install fail2ban to prevent logins after </w:t>
+      </w:r>
+      <w:proofErr w:type="gramStart"/>
+      <w:r>
+        <w:t>a number of</w:t>
+      </w:r>
+      <w:proofErr w:type="gramEnd"/>
+      <w:r>
+        <w:t xml:space="preserve"> incorrect password attempts for console login, ssh login, and website login.</w:t>
+      </w:r>
+    </w:p>
+    <w:p>
+      <w:pPr>
+        <w:spacing w:after="0" w:line="240" w:lineRule="auto"/>
+      </w:pPr>
     </w:p>
     <w:p>
       <w:r>
@@ -199,10 +359,44 @@
     </w:p>
     <w:p>
       <w:r>
-        <w:t>To earn more points, you should do more things.  Take a look at the “Final-Project-Hints.pdf” for more things you can do to secure the server.  The list is not exhaustive.</w:t>
-      </w:r>
-    </w:p>
-    <w:p/>
+        <w:t xml:space="preserve">To earn more points, you should do more things.  </w:t>
+      </w:r>
+      <w:proofErr w:type="gramStart"/>
+      <w:r>
+        <w:t>Take a look</w:t>
+      </w:r>
+      <w:proofErr w:type="gramEnd"/>
+      <w:r>
+        <w:t xml:space="preserve"> at the “Final-Project-</w:t>
+      </w:r>
+      <w:r>
+        <w:t>Hints</w:t>
+      </w:r>
+      <w:r>
+        <w:t>.pdf” for more things you can do to secure the server.  The list is not exhaustive.</w:t>
+      </w:r>
+    </w:p>
+    <w:p>
+      <w:r>
+        <w:t>To log into the virtual machine with root access, use the username and password combination of bob/</w:t>
+      </w:r>
+      <w:proofErr w:type="spellStart"/>
+      <w:r>
+        <w:t>billybob</w:t>
+      </w:r>
+      <w:proofErr w:type="spellEnd"/>
+      <w:r>
+        <w:t xml:space="preserve">.  The user bob has </w:t>
+      </w:r>
+      <w:proofErr w:type="spellStart"/>
+      <w:r>
+        <w:t>sudo</w:t>
+      </w:r>
+      <w:proofErr w:type="spellEnd"/>
+      <w:r>
+        <w:t xml:space="preserve"> access.  You can also now see the virtual machine in the VMM interface and log onto the graphical console/desktop.  Note that only one group member can use the VMM console/desktop at a time, but multiple group members may access the system at once via ssh.</w:t>
+      </w:r>
+    </w:p>
     <w:p>
       <w:pPr>
         <w:rPr>
@@ -312,6 +506,7 @@
           </w:tcPr>
           <w:p>
             <w:r>
+              <w:lastRenderedPageBreak/>
               <w:t>Overview Page</w:t>
             </w:r>
           </w:p>
@@ -393,7 +588,47 @@
               <w:t xml:space="preserve">and </w:t>
             </w:r>
             <w:r>
-              <w:t>(3) version numbers of the services.  Your services should include information about the LAMP stack being used – Linux version, apache version, mysql (mariadb) version, and php version.  Since ssh is running, also discuss the ssh version and protocols.</w:t>
+              <w:t xml:space="preserve">(3) version numbers of the services.  Your services should include information about the LAMP stack being used – Linux version, </w:t>
+            </w:r>
+            <w:proofErr w:type="spellStart"/>
+            <w:r>
+              <w:t>apache</w:t>
+            </w:r>
+            <w:proofErr w:type="spellEnd"/>
+            <w:r>
+              <w:t xml:space="preserve"> version, </w:t>
+            </w:r>
+            <w:proofErr w:type="spellStart"/>
+            <w:r>
+              <w:t>mysql</w:t>
+            </w:r>
+            <w:proofErr w:type="spellEnd"/>
+            <w:r>
+              <w:t xml:space="preserve"> (</w:t>
+            </w:r>
+            <w:proofErr w:type="spellStart"/>
+            <w:r>
+              <w:t>mariadb</w:t>
+            </w:r>
+            <w:proofErr w:type="spellEnd"/>
+            <w:r>
+              <w:t xml:space="preserve">) version, and </w:t>
+            </w:r>
+            <w:proofErr w:type="spellStart"/>
+            <w:r>
+              <w:t>php</w:t>
+            </w:r>
+            <w:proofErr w:type="spellEnd"/>
+            <w:r>
+              <w:t xml:space="preserve"> version.  Since ssh is running, </w:t>
+            </w:r>
+            <w:proofErr w:type="gramStart"/>
+            <w:r>
+              <w:t>also discuss</w:t>
+            </w:r>
+            <w:proofErr w:type="gramEnd"/>
+            <w:r>
+              <w:t xml:space="preserve"> the ssh version and protocols.</w:t>
             </w:r>
           </w:p>
         </w:tc>
@@ -405,7 +640,6 @@
           </w:tcPr>
           <w:p>
             <w:r>
-              <w:lastRenderedPageBreak/>
               <w:t xml:space="preserve">Chapter 2: </w:t>
             </w:r>
             <w:r>
@@ -428,7 +662,23 @@
               <w:t xml:space="preserve">briefly </w:t>
             </w:r>
             <w:r>
-              <w:t>discuss the vulnerabilities you found on the server that you found scanning it with Nikto, Nessus, and SQLMap (or similar).</w:t>
+              <w:t xml:space="preserve">discuss the vulnerabilities you found on the server that you found scanning it with </w:t>
+            </w:r>
+            <w:proofErr w:type="spellStart"/>
+            <w:r>
+              <w:t>Nikto</w:t>
+            </w:r>
+            <w:proofErr w:type="spellEnd"/>
+            <w:r>
+              <w:t xml:space="preserve">, Nessus, and </w:t>
+            </w:r>
+            <w:proofErr w:type="spellStart"/>
+            <w:r>
+              <w:t>SQLMap</w:t>
+            </w:r>
+            <w:proofErr w:type="spellEnd"/>
+            <w:r>
+              <w:t xml:space="preserve"> (or similar).</w:t>
             </w:r>
             <w:r>
               <w:t xml:space="preserve">  To earn more than the minimum passing grade, also discuss vulnerabilities you found through other methods (such as XSS, permissions, etc.)</w:t>
@@ -461,7 +711,15 @@
           </w:tcPr>
           <w:p>
             <w:r>
-              <w:t>This is your main deliverable table for the client.  What will you do, and who will do it?</w:t>
+              <w:t xml:space="preserve">This is your main </w:t>
+            </w:r>
+            <w:proofErr w:type="gramStart"/>
+            <w:r>
+              <w:t>deliverable</w:t>
+            </w:r>
+            <w:proofErr w:type="gramEnd"/>
+            <w:r>
+              <w:t xml:space="preserve"> table for the client.  What will you do, and who will do it?</w:t>
             </w:r>
             <w:r>
               <w:t xml:space="preserve">  See </w:t>
@@ -492,10 +750,26 @@
           </w:tcPr>
           <w:p>
             <w:r>
-              <w:t>For each deliverable in the Division of Labor table, discuss what you had to do to fix/harden/protect the issue/problem/service.  Include screenshots.  Include screenshots of configurations.</w:t>
-            </w:r>
-            <w:r>
-              <w:t xml:space="preserve">  Each defensive deliverable should be its own </w:t>
+              <w:t xml:space="preserve">For each </w:t>
+            </w:r>
+            <w:proofErr w:type="gramStart"/>
+            <w:r>
+              <w:t>deliverable</w:t>
+            </w:r>
+            <w:proofErr w:type="gramEnd"/>
+            <w:r>
+              <w:t xml:space="preserve"> in the Division of Labor table, discuss what you had to do to fix/harden/protect the issue/problem/service.  Include screenshots.  Include screenshots of configurations.</w:t>
+            </w:r>
+            <w:r>
+              <w:t xml:space="preserve">  Each defensive </w:t>
+            </w:r>
+            <w:proofErr w:type="gramStart"/>
+            <w:r>
+              <w:t>deliverable</w:t>
+            </w:r>
+            <w:proofErr w:type="gramEnd"/>
+            <w:r>
+              <w:t xml:space="preserve"> should be its own </w:t>
             </w:r>
             <w:r>
               <w:t>subsection</w:t>
@@ -528,10 +802,58 @@
           </w:tcPr>
           <w:p>
             <w:r>
-              <w:t xml:space="preserve">After you have completed your defensive deliverables, rerun nessus, nikto, and SQLMap (or similar).  Discuss how the results now differ from Chapter 2.  To earn more than the minimum passing grade, also discuss how you can tell other vulnerabilities </w:t>
-            </w:r>
-            <w:r>
-              <w:t xml:space="preserve">not necessarily found by nessus, nikto, and SQLmap </w:t>
+              <w:t xml:space="preserve">After you have completed your defensive deliverables, rerun </w:t>
+            </w:r>
+            <w:proofErr w:type="spellStart"/>
+            <w:r>
+              <w:t>nessus</w:t>
+            </w:r>
+            <w:proofErr w:type="spellEnd"/>
+            <w:r>
+              <w:t xml:space="preserve">, </w:t>
+            </w:r>
+            <w:proofErr w:type="spellStart"/>
+            <w:r>
+              <w:t>nikto</w:t>
+            </w:r>
+            <w:proofErr w:type="spellEnd"/>
+            <w:r>
+              <w:t xml:space="preserve">, and </w:t>
+            </w:r>
+            <w:proofErr w:type="spellStart"/>
+            <w:r>
+              <w:t>SQLMap</w:t>
+            </w:r>
+            <w:proofErr w:type="spellEnd"/>
+            <w:r>
+              <w:t xml:space="preserve"> (or similar).  Discuss how the results now differ from Chapter 2.  To earn more than the minimum passing grade, also discuss how you can tell other vulnerabilities </w:t>
+            </w:r>
+            <w:r>
+              <w:t xml:space="preserve">not necessarily found by </w:t>
+            </w:r>
+            <w:proofErr w:type="spellStart"/>
+            <w:r>
+              <w:t>nessus</w:t>
+            </w:r>
+            <w:proofErr w:type="spellEnd"/>
+            <w:r>
+              <w:t xml:space="preserve">, </w:t>
+            </w:r>
+            <w:proofErr w:type="spellStart"/>
+            <w:r>
+              <w:t>nikto</w:t>
+            </w:r>
+            <w:proofErr w:type="spellEnd"/>
+            <w:r>
+              <w:t xml:space="preserve">, and </w:t>
+            </w:r>
+            <w:proofErr w:type="spellStart"/>
+            <w:r>
+              <w:t>SQLmap</w:t>
+            </w:r>
+            <w:proofErr w:type="spellEnd"/>
+            <w:r>
+              <w:t xml:space="preserve"> </w:t>
             </w:r>
             <w:r>
               <w:t>are no longer vulnerable to a hacker (e.g. XSS, permissions, etc.)</w:t>
@@ -676,60 +998,49 @@
           <w:szCs w:val="28"/>
           <w:u w:val="single"/>
         </w:rPr>
+        <w:lastRenderedPageBreak/>
         <w:t>The presentation</w:t>
       </w:r>
     </w:p>
     <w:p>
       <w:r>
-        <w:t xml:space="preserve">Each group will present a Google Slides presentation </w:t>
-      </w:r>
-      <w:r>
-        <w:rPr>
-          <w:b/>
-          <w:bCs/>
-        </w:rPr>
-        <w:t xml:space="preserve">recorded </w:t>
-      </w:r>
-      <w:r>
-        <w:rPr>
-          <w:b/>
-          <w:bCs/>
-        </w:rPr>
-        <w:t>via Zoom</w:t>
-      </w:r>
-      <w:r>
-        <w:rPr>
-          <w:b/>
-          <w:bCs/>
-        </w:rPr>
-        <w:t>, Panopto,</w:t>
-      </w:r>
-      <w:r>
-        <w:rPr>
-          <w:b/>
-          <w:bCs/>
-        </w:rPr>
-        <w:t xml:space="preserve"> or some other recording software</w:t>
-      </w:r>
-      <w:r>
-        <w:t>.</w:t>
-      </w:r>
-      <w:r>
-        <w:t xml:space="preserve">  Each person in the group must have contributed to the presentation, and each member should speak equally (if possible).  </w:t>
-      </w:r>
-      <w:r>
-        <w:t>Groups of 3 should talk for 20 minutes.  Groups of two should talk for around 13 minutes.  Dr. Diesburg will discuss where the video should be uploaded closer to the deadline.</w:t>
-      </w:r>
-    </w:p>
-    <w:p>
-      <w:r>
-        <w:t xml:space="preserve">Groups will be assigned to fill out evaluation for </w:t>
+        <w:t>Each group will present a Google Slides presentation</w:t>
+      </w:r>
+      <w:r>
+        <w:t>, and e</w:t>
+      </w:r>
+      <w:r>
+        <w:t xml:space="preserve">ach person in the group must have contributed to the presentation, and each member should speak equally (if possible).  </w:t>
+      </w:r>
+      <w:r>
+        <w:t xml:space="preserve">Groups of 3 should talk for 20 minutes.  Groups of two should talk for around 13 minutes.  </w:t>
+      </w:r>
+    </w:p>
+    <w:p>
+      <w:r>
+        <w:t xml:space="preserve">Groups will be assigned to fill out </w:t>
+      </w:r>
+      <w:proofErr w:type="gramStart"/>
+      <w:r>
+        <w:t>evaluation</w:t>
+      </w:r>
+      <w:proofErr w:type="gramEnd"/>
+      <w:r>
+        <w:t xml:space="preserve"> for </w:t>
       </w:r>
       <w:r>
         <w:t>two</w:t>
       </w:r>
       <w:r>
-        <w:t xml:space="preserve"> other assigned presentations (not all other presentation in the class).</w:t>
+        <w:t xml:space="preserve"> other assigned presentations (not all other </w:t>
+      </w:r>
+      <w:proofErr w:type="gramStart"/>
+      <w:r>
+        <w:t>presentation</w:t>
+      </w:r>
+      <w:proofErr w:type="gramEnd"/>
+      <w:r>
+        <w:t xml:space="preserve"> in the class).</w:t>
       </w:r>
       <w:r>
         <w:t xml:space="preserve"> </w:t>
@@ -763,7 +1074,6 @@
                 <w:b/>
                 <w:bCs/>
               </w:rPr>
-              <w:lastRenderedPageBreak/>
               <w:t>Slide Type</w:t>
             </w:r>
           </w:p>
@@ -1044,7 +1354,13 @@
         <w:rPr>
           <w:b/>
         </w:rPr>
-        <w:t>21</w:t>
+        <w:t>2</w:t>
+      </w:r>
+      <w:r>
+        <w:rPr>
+          <w:b/>
+        </w:rPr>
+        <w:t>0</w:t>
       </w:r>
       <w:r>
         <w:rPr>
@@ -1082,7 +1398,21 @@
           <w:b/>
           <w:bCs/>
         </w:rPr>
-        <w:t>Note: Someone from your group must be present in class.</w:t>
+        <w:t>Note: Someone from your group must be present in class</w:t>
+      </w:r>
+      <w:r>
+        <w:rPr>
+          <w:b/>
+          <w:bCs/>
+        </w:rPr>
+        <w:t xml:space="preserve"> or you will not receive credit</w:t>
+      </w:r>
+      <w:r>
+        <w:rPr>
+          <w:b/>
+          <w:bCs/>
+        </w:rPr>
+        <w:t>.</w:t>
       </w:r>
     </w:p>
     <w:p>
@@ -1139,7 +1469,15 @@
         </w:numPr>
       </w:pPr>
       <w:r>
-        <w:t>Your table might look something like this:</w:t>
+        <w:t xml:space="preserve">Your table might </w:t>
+      </w:r>
+      <w:proofErr w:type="gramStart"/>
+      <w:r>
+        <w:t>look something</w:t>
+      </w:r>
+      <w:proofErr w:type="gramEnd"/>
+      <w:r>
+        <w:t xml:space="preserve"> like this:</w:t>
       </w:r>
     </w:p>
     <w:tbl>
@@ -1162,7 +1500,17 @@
             <w:tcW w:w="1615" w:type="dxa"/>
           </w:tcPr>
           <w:p>
-            <w:r>
+            <w:pPr>
+              <w:rPr>
+                <w:b/>
+                <w:bCs/>
+              </w:rPr>
+            </w:pPr>
+            <w:r>
+              <w:rPr>
+                <w:b/>
+                <w:bCs/>
+              </w:rPr>
               <w:t>Task</w:t>
             </w:r>
           </w:p>
@@ -1172,7 +1520,17 @@
             <w:tcW w:w="3330" w:type="dxa"/>
           </w:tcPr>
           <w:p>
-            <w:r>
+            <w:pPr>
+              <w:rPr>
+                <w:b/>
+                <w:bCs/>
+              </w:rPr>
+            </w:pPr>
+            <w:r>
+              <w:rPr>
+                <w:b/>
+                <w:bCs/>
+              </w:rPr>
               <w:t>Deliverable</w:t>
             </w:r>
           </w:p>
@@ -1182,7 +1540,17 @@
             <w:tcW w:w="1260" w:type="dxa"/>
           </w:tcPr>
           <w:p>
-            <w:r>
+            <w:pPr>
+              <w:rPr>
+                <w:b/>
+                <w:bCs/>
+              </w:rPr>
+            </w:pPr>
+            <w:r>
+              <w:rPr>
+                <w:b/>
+                <w:bCs/>
+              </w:rPr>
               <w:t>Person</w:t>
             </w:r>
           </w:p>
@@ -1192,10 +1560,24 @@
             <w:tcW w:w="1080" w:type="dxa"/>
           </w:tcPr>
           <w:p>
-            <w:r>
+            <w:pPr>
+              <w:rPr>
+                <w:b/>
+                <w:bCs/>
+              </w:rPr>
+            </w:pPr>
+            <w:r>
+              <w:rPr>
+                <w:b/>
+                <w:bCs/>
+              </w:rPr>
               <w:t xml:space="preserve">Due </w:t>
             </w:r>
             <w:r>
+              <w:rPr>
+                <w:b/>
+                <w:bCs/>
+              </w:rPr>
               <w:t>Date</w:t>
             </w:r>
           </w:p>
@@ -1205,7 +1587,17 @@
             <w:tcW w:w="1705" w:type="dxa"/>
           </w:tcPr>
           <w:p>
-            <w:r>
+            <w:pPr>
+              <w:rPr>
+                <w:b/>
+                <w:bCs/>
+              </w:rPr>
+            </w:pPr>
+            <w:r>
+              <w:rPr>
+                <w:b/>
+                <w:bCs/>
+              </w:rPr>
               <w:t>Done? (Notes)</w:t>
             </w:r>
           </w:p>
@@ -1228,8 +1620,13 @@
           </w:tcPr>
           <w:p>
             <w:r>
-              <w:t>Investigate best firewall</w:t>
-            </w:r>
+              <w:t xml:space="preserve">Investigate </w:t>
+            </w:r>
+            <w:proofErr w:type="spellStart"/>
+            <w:r>
+              <w:t>Modsecurity</w:t>
+            </w:r>
+            <w:proofErr w:type="spellEnd"/>
           </w:p>
         </w:tc>
         <w:tc>
@@ -1251,7 +1648,7 @@
               <w:t>4/</w:t>
             </w:r>
             <w:r>
-              <w:t>23</w:t>
+              <w:t>14</w:t>
             </w:r>
           </w:p>
         </w:tc>
@@ -1279,8 +1676,13 @@
           </w:tcPr>
           <w:p>
             <w:r>
-              <w:t>Install and document firewall settings</w:t>
-            </w:r>
+              <w:t xml:space="preserve">Install, configure, and test </w:t>
+            </w:r>
+            <w:proofErr w:type="spellStart"/>
+            <w:r>
+              <w:t>Modsecurity</w:t>
+            </w:r>
+            <w:proofErr w:type="spellEnd"/>
           </w:p>
         </w:tc>
         <w:tc>
@@ -1302,7 +1704,7 @@
               <w:t>4/</w:t>
             </w:r>
             <w:r>
-              <w:t>30</w:t>
+              <w:t>18</w:t>
             </w:r>
           </w:p>
         </w:tc>
@@ -1332,11 +1734,18 @@
             <w:r>
               <w:t xml:space="preserve">Investigate </w:t>
             </w:r>
+            <w:proofErr w:type="spellStart"/>
+            <w:proofErr w:type="gramStart"/>
             <w:r>
               <w:t>php</w:t>
             </w:r>
-            <w:r>
-              <w:t xml:space="preserve"> code to harden against sql injections</w:t>
+            <w:proofErr w:type="spellEnd"/>
+            <w:proofErr w:type="gramEnd"/>
+            <w:r>
+              <w:t xml:space="preserve"> </w:t>
+            </w:r>
+            <w:r>
+              <w:t>files to find insertion places for prepared statements</w:t>
             </w:r>
           </w:p>
         </w:tc>
@@ -1359,7 +1768,7 @@
               <w:t>4/</w:t>
             </w:r>
             <w:r>
-              <w:t>22</w:t>
+              <w:t>14</w:t>
             </w:r>
           </w:p>
         </w:tc>
@@ -1377,6 +1786,7 @@
           </w:tcPr>
           <w:p>
             <w:r>
+              <w:lastRenderedPageBreak/>
               <w:t>SQL injection</w:t>
             </w:r>
           </w:p>
@@ -1387,11 +1797,16 @@
           </w:tcPr>
           <w:p>
             <w:r>
-              <w:t xml:space="preserve">Create documentation of changes to harden </w:t>
-            </w:r>
+              <w:t xml:space="preserve">Add prepared statements to </w:t>
+            </w:r>
+            <w:proofErr w:type="spellStart"/>
             <w:r>
               <w:t>php</w:t>
             </w:r>
+            <w:proofErr w:type="spellEnd"/>
+            <w:r>
+              <w:t xml:space="preserve"> files</w:t>
+            </w:r>
           </w:p>
         </w:tc>
         <w:tc>
@@ -1410,13 +1825,16 @@
           </w:tcPr>
           <w:p>
             <w:r>
-              <w:t>5</w:t>
+              <w:t>4</w:t>
             </w:r>
             <w:r>
               <w:t>/</w:t>
             </w:r>
             <w:r>
               <w:t>1</w:t>
+            </w:r>
+            <w:r>
+              <w:t>9</w:t>
             </w:r>
           </w:p>
         </w:tc>
@@ -1444,7 +1862,7 @@
           </w:tcPr>
           <w:p>
             <w:r>
-              <w:t>Check system permissions</w:t>
+              <w:t>Investigate PAM</w:t>
             </w:r>
           </w:p>
         </w:tc>
@@ -1464,13 +1882,7 @@
           </w:tcPr>
           <w:p>
             <w:r>
-              <w:t>5</w:t>
-            </w:r>
-            <w:r>
-              <w:t>/</w:t>
-            </w:r>
-            <w:r>
-              <w:t>3</w:t>
+              <w:t>4/15</w:t>
             </w:r>
           </w:p>
         </w:tc>
@@ -1487,8 +1899,13 @@
             <w:tcW w:w="1615" w:type="dxa"/>
           </w:tcPr>
           <w:p>
-            <w:r>
-              <w:t>Etc…</w:t>
+            <w:proofErr w:type="spellStart"/>
+            <w:r>
+              <w:t>Etc</w:t>
+            </w:r>
+            <w:proofErr w:type="spellEnd"/>
+            <w:r>
+              <w:t>…</w:t>
             </w:r>
           </w:p>
         </w:tc>
@@ -1541,18 +1958,10 @@
           <w:b/>
         </w:rPr>
       </w:pPr>
-    </w:p>
-    <w:p>
-      <w:pPr>
-        <w:rPr>
-          <w:b/>
-        </w:rPr>
-      </w:pPr>
-      <w:r>
-        <w:rPr>
-          <w:b/>
-        </w:rPr>
-        <w:lastRenderedPageBreak/>
+      <w:r>
+        <w:rPr>
+          <w:b/>
+        </w:rPr>
         <w:t xml:space="preserve">Phase </w:t>
       </w:r>
       <w:r>
@@ -1589,7 +1998,7 @@
         <w:rPr>
           <w:b/>
         </w:rPr>
-        <w:t>30</w:t>
+        <w:t>27</w:t>
       </w:r>
       <w:r>
         <w:rPr>
@@ -1623,7 +2032,14 @@
           <w:b/>
           <w:bCs/>
         </w:rPr>
-        <w:t>Note: Someone from your group must be present in class.</w:t>
+        <w:t>Note: Someone from your group must be present in class</w:t>
+      </w:r>
+      <w:r>
+        <w:rPr>
+          <w:b/>
+          <w:bCs/>
+        </w:rPr>
+        <w:t xml:space="preserve"> or you will not receive credit</w:t>
       </w:r>
     </w:p>
     <w:p>
@@ -1675,7 +2091,13 @@
         <w:rPr>
           <w:b/>
         </w:rPr>
-        <w:t>/video finished</w:t>
+        <w:t xml:space="preserve"> and presentation</w:t>
+      </w:r>
+      <w:r>
+        <w:rPr>
+          <w:b/>
+        </w:rPr>
+        <w:t xml:space="preserve"> finished</w:t>
       </w:r>
       <w:r>
         <w:rPr>
@@ -1705,7 +2127,13 @@
         <w:rPr>
           <w:b/>
         </w:rPr>
-        <w:t>/9</w:t>
+        <w:t>/</w:t>
+      </w:r>
+      <w:r>
+        <w:rPr>
+          <w:b/>
+        </w:rPr>
+        <w:t>8</w:t>
       </w:r>
       <w:r>
         <w:rPr>
@@ -1717,7 +2145,7 @@
         <w:rPr>
           <w:b/>
         </w:rPr>
-        <w:t>6</w:t>
+        <w:t>4</w:t>
       </w:r>
       <w:r>
         <w:rPr>
@@ -1753,71 +2181,38 @@
         <w:t>The final documentation</w:t>
       </w:r>
       <w:r>
-        <w:t xml:space="preserve"> and presentation video</w:t>
-      </w:r>
-      <w:r>
-        <w:t xml:space="preserve"> needs to be done by this day at 11:59pm.  </w:t>
-      </w:r>
-    </w:p>
-    <w:p>
-      <w:pPr>
-        <w:rPr>
-          <w:b/>
-        </w:rPr>
-      </w:pPr>
-      <w:r>
-        <w:rPr>
-          <w:b/>
-        </w:rPr>
-        <w:t>F</w:t>
-      </w:r>
-      <w:r>
-        <w:rPr>
-          <w:b/>
-        </w:rPr>
-        <w:t xml:space="preserve">inishing </w:t>
-      </w:r>
-      <w:r>
-        <w:rPr>
-          <w:b/>
-        </w:rPr>
-        <w:t>u</w:t>
-      </w:r>
-      <w:r>
-        <w:rPr>
-          <w:b/>
-        </w:rPr>
-        <w:t xml:space="preserve">p </w:t>
-      </w:r>
-      <w:r>
-        <w:rPr>
-          <w:b/>
-        </w:rPr>
-        <w:t>(</w:t>
-      </w:r>
-      <w:r>
-        <w:rPr>
-          <w:b/>
-        </w:rPr>
-        <w:t>5</w:t>
-      </w:r>
-      <w:r>
-        <w:rPr>
-          <w:b/>
-        </w:rPr>
-        <w:t>/</w:t>
-      </w:r>
-      <w:r>
-        <w:rPr>
-          <w:b/>
-        </w:rPr>
-        <w:t>15</w:t>
-      </w:r>
-      <w:r>
-        <w:rPr>
-          <w:b/>
-        </w:rPr>
-        <w:t>)</w:t>
+        <w:t xml:space="preserve"> and presentation </w:t>
+      </w:r>
+      <w:r>
+        <w:t>should be mostly finished by</w:t>
+      </w:r>
+      <w:r>
+        <w:t xml:space="preserve"> this day at 11:59pm.</w:t>
+      </w:r>
+      <w:r>
+        <w:t xml:space="preserve"> Minor tweaks can be made before your presentation.</w:t>
+      </w:r>
+      <w:r>
+        <w:t xml:space="preserve">  </w:t>
+      </w:r>
+    </w:p>
+    <w:p>
+      <w:pPr>
+        <w:rPr>
+          <w:b/>
+        </w:rPr>
+      </w:pPr>
+      <w:r>
+        <w:rPr>
+          <w:b/>
+        </w:rPr>
+        <w:t>Phase 4: Presentations and Finishing Up</w:t>
+      </w:r>
+      <w:r>
+        <w:rPr>
+          <w:b/>
+        </w:rPr>
+        <w:t xml:space="preserve"> (due 5/12)</w:t>
       </w:r>
       <w:r>
         <w:rPr>
@@ -1829,13 +2224,7 @@
         <w:rPr>
           <w:b/>
         </w:rPr>
-        <w:t>1</w:t>
-      </w:r>
-      <w:r>
-        <w:rPr>
-          <w:b/>
-        </w:rPr>
-        <w:t>5</w:t>
+        <w:t>40</w:t>
       </w:r>
       <w:r>
         <w:rPr>
@@ -1853,46 +2242,7 @@
         </w:numPr>
       </w:pPr>
       <w:r>
-        <w:t>All students must watch group</w:t>
-      </w:r>
-      <w:r>
-        <w:t xml:space="preserve"> </w:t>
-      </w:r>
-      <w:r>
-        <w:t>2</w:t>
-      </w:r>
-      <w:r>
-        <w:t xml:space="preserve"> assigned</w:t>
-      </w:r>
-      <w:r>
-        <w:t xml:space="preserve"> presentations during finals week and answer some questions.  </w:t>
-      </w:r>
-      <w:r>
-        <w:t xml:space="preserve">Questions are due at the end of finals week.  </w:t>
-      </w:r>
-      <w:r>
-        <w:t>(Form forthcoming</w:t>
-      </w:r>
-      <w:r>
-        <w:t xml:space="preserve"> on eLearning</w:t>
-      </w:r>
-      <w:r>
-        <w:t>)</w:t>
-      </w:r>
-      <w:r>
-        <w:t xml:space="preserve"> – </w:t>
-      </w:r>
-      <w:r>
-        <w:rPr>
-          <w:b/>
-        </w:rPr>
-        <w:t>10</w:t>
-      </w:r>
-      <w:r>
-        <w:rPr>
-          <w:b/>
-        </w:rPr>
-        <w:t>% of grade</w:t>
+        <w:t>All groups give presentations during finals period</w:t>
       </w:r>
     </w:p>
     <w:p>
@@ -1907,18 +2257,16 @@
         <w:t>Groups</w:t>
       </w:r>
       <w:r>
-        <w:t xml:space="preserve"> must also fill out a peer-review (as normal)</w:t>
-      </w:r>
-      <w:r>
-        <w:t xml:space="preserve"> – </w:t>
-      </w:r>
-      <w:r>
-        <w:rPr>
-          <w:b/>
-        </w:rPr>
-        <w:t>5 % of grade</w:t>
-      </w:r>
-    </w:p>
+        <w:t xml:space="preserve"> must also fill out a peer-review (as normal</w:t>
+      </w:r>
+      <w:r>
+        <w:t>)</w:t>
+      </w:r>
+    </w:p>
+    <w:p/>
+    <w:p/>
+    <w:p/>
+    <w:p/>
     <w:p/>
     <w:sectPr>
       <w:pgSz w:w="12240" w:h="15840"/>
@@ -2540,6 +2888,149 @@
     </w:lvl>
   </w:abstractNum>
   <w:abstractNum w:abstractNumId="6" w15:restartNumberingAfterBreak="0">
+    <w:nsid w:val="5D7F1774"/>
+    <w:multiLevelType w:val="hybridMultilevel"/>
+    <w:tmpl w:val="DA6ACA94"/>
+    <w:lvl w:ilvl="0" w:tplc="1C80C908">
+      <w:start w:val="1"/>
+      <w:numFmt w:val="bullet"/>
+      <w:lvlText w:val="□"/>
+      <w:lvlJc w:val="left"/>
+      <w:pPr>
+        <w:ind w:left="720" w:hanging="360"/>
+      </w:pPr>
+    </w:lvl>
+    <w:lvl w:ilvl="1" w:tplc="F6A824D6">
+      <w:numFmt w:val="decimal"/>
+      <w:lvlText w:val=""/>
+      <w:lvlJc w:val="left"/>
+    </w:lvl>
+    <w:lvl w:ilvl="2" w:tplc="944A891A">
+      <w:numFmt w:val="decimal"/>
+      <w:lvlText w:val=""/>
+      <w:lvlJc w:val="left"/>
+    </w:lvl>
+    <w:lvl w:ilvl="3" w:tplc="34841586">
+      <w:numFmt w:val="decimal"/>
+      <w:lvlText w:val=""/>
+      <w:lvlJc w:val="left"/>
+    </w:lvl>
+    <w:lvl w:ilvl="4" w:tplc="220C7BE8">
+      <w:numFmt w:val="decimal"/>
+      <w:lvlText w:val=""/>
+      <w:lvlJc w:val="left"/>
+    </w:lvl>
+    <w:lvl w:ilvl="5" w:tplc="00FE50CC">
+      <w:numFmt w:val="decimal"/>
+      <w:lvlText w:val=""/>
+      <w:lvlJc w:val="left"/>
+    </w:lvl>
+    <w:lvl w:ilvl="6" w:tplc="16E219E4">
+      <w:numFmt w:val="decimal"/>
+      <w:lvlText w:val=""/>
+      <w:lvlJc w:val="left"/>
+    </w:lvl>
+    <w:lvl w:ilvl="7" w:tplc="C682E12A">
+      <w:numFmt w:val="decimal"/>
+      <w:lvlText w:val=""/>
+      <w:lvlJc w:val="left"/>
+    </w:lvl>
+    <w:lvl w:ilvl="8" w:tplc="B39E6CE6">
+      <w:numFmt w:val="decimal"/>
+      <w:lvlText w:val=""/>
+      <w:lvlJc w:val="left"/>
+    </w:lvl>
+  </w:abstractNum>
+  <w:abstractNum w:abstractNumId="7" w15:restartNumberingAfterBreak="0">
+    <w:nsid w:val="6F670178"/>
+    <w:multiLevelType w:val="hybridMultilevel"/>
+    <w:tmpl w:val="2E96B58E"/>
+    <w:lvl w:ilvl="0" w:tplc="0409000F">
+      <w:start w:val="1"/>
+      <w:numFmt w:val="decimal"/>
+      <w:lvlText w:val="%1."/>
+      <w:lvlJc w:val="left"/>
+      <w:pPr>
+        <w:ind w:left="720" w:hanging="360"/>
+      </w:pPr>
+      <w:rPr>
+        <w:rFonts w:hint="default"/>
+      </w:rPr>
+    </w:lvl>
+    <w:lvl w:ilvl="1" w:tplc="04090019" w:tentative="1">
+      <w:start w:val="1"/>
+      <w:numFmt w:val="lowerLetter"/>
+      <w:lvlText w:val="%2."/>
+      <w:lvlJc w:val="left"/>
+      <w:pPr>
+        <w:ind w:left="1440" w:hanging="360"/>
+      </w:pPr>
+    </w:lvl>
+    <w:lvl w:ilvl="2" w:tplc="0409001B" w:tentative="1">
+      <w:start w:val="1"/>
+      <w:numFmt w:val="lowerRoman"/>
+      <w:lvlText w:val="%3."/>
+      <w:lvlJc w:val="right"/>
+      <w:pPr>
+        <w:ind w:left="2160" w:hanging="180"/>
+      </w:pPr>
+    </w:lvl>
+    <w:lvl w:ilvl="3" w:tplc="0409000F" w:tentative="1">
+      <w:start w:val="1"/>
+      <w:numFmt w:val="decimal"/>
+      <w:lvlText w:val="%4."/>
+      <w:lvlJc w:val="left"/>
+      <w:pPr>
+        <w:ind w:left="2880" w:hanging="360"/>
+      </w:pPr>
+    </w:lvl>
+    <w:lvl w:ilvl="4" w:tplc="04090019" w:tentative="1">
+      <w:start w:val="1"/>
+      <w:numFmt w:val="lowerLetter"/>
+      <w:lvlText w:val="%5."/>
+      <w:lvlJc w:val="left"/>
+      <w:pPr>
+        <w:ind w:left="3600" w:hanging="360"/>
+      </w:pPr>
+    </w:lvl>
+    <w:lvl w:ilvl="5" w:tplc="0409001B" w:tentative="1">
+      <w:start w:val="1"/>
+      <w:numFmt w:val="lowerRoman"/>
+      <w:lvlText w:val="%6."/>
+      <w:lvlJc w:val="right"/>
+      <w:pPr>
+        <w:ind w:left="4320" w:hanging="180"/>
+      </w:pPr>
+    </w:lvl>
+    <w:lvl w:ilvl="6" w:tplc="0409000F" w:tentative="1">
+      <w:start w:val="1"/>
+      <w:numFmt w:val="decimal"/>
+      <w:lvlText w:val="%7."/>
+      <w:lvlJc w:val="left"/>
+      <w:pPr>
+        <w:ind w:left="5040" w:hanging="360"/>
+      </w:pPr>
+    </w:lvl>
+    <w:lvl w:ilvl="7" w:tplc="04090019" w:tentative="1">
+      <w:start w:val="1"/>
+      <w:numFmt w:val="lowerLetter"/>
+      <w:lvlText w:val="%8."/>
+      <w:lvlJc w:val="left"/>
+      <w:pPr>
+        <w:ind w:left="5760" w:hanging="360"/>
+      </w:pPr>
+    </w:lvl>
+    <w:lvl w:ilvl="8" w:tplc="0409001B" w:tentative="1">
+      <w:start w:val="1"/>
+      <w:numFmt w:val="lowerRoman"/>
+      <w:lvlText w:val="%9."/>
+      <w:lvlJc w:val="right"/>
+      <w:pPr>
+        <w:ind w:left="6480" w:hanging="180"/>
+      </w:pPr>
+    </w:lvl>
+  </w:abstractNum>
+  <w:abstractNum w:abstractNumId="8" w15:restartNumberingAfterBreak="0">
     <w:nsid w:val="72CC4FFA"/>
     <w:multiLevelType w:val="hybridMultilevel"/>
     <w:tmpl w:val="3DCE984E"/>
@@ -2652,7 +3143,7 @@
     </w:lvl>
   </w:abstractNum>
   <w:num w:numId="1" w16cid:durableId="1305700939">
-    <w:abstractNumId w:val="6"/>
+    <w:abstractNumId w:val="8"/>
   </w:num>
   <w:num w:numId="2" w16cid:durableId="2102336357">
     <w:abstractNumId w:val="2"/>
@@ -2671,6 +3162,15 @@
   </w:num>
   <w:num w:numId="7" w16cid:durableId="451024397">
     <w:abstractNumId w:val="3"/>
+  </w:num>
+  <w:num w:numId="8" w16cid:durableId="128672018">
+    <w:abstractNumId w:val="6"/>
+    <w:lvlOverride w:ilvl="0">
+      <w:startOverride w:val="1"/>
+    </w:lvlOverride>
+  </w:num>
+  <w:num w:numId="9" w16cid:durableId="1558010392">
+    <w:abstractNumId w:val="7"/>
   </w:num>
 </w:numbering>
 </file>
@@ -2872,7 +3372,7 @@
     <w:lsdException w:name="Medium Shading 2 Accent 1" w:uiPriority="64"/>
     <w:lsdException w:name="Medium List 1 Accent 1" w:uiPriority="65"/>
     <w:lsdException w:name="Revision" w:semiHidden="1"/>
-    <w:lsdException w:name="List Paragraph" w:uiPriority="34" w:qFormat="1"/>
+    <w:lsdException w:name="List Paragraph" w:uiPriority="0" w:qFormat="1"/>
     <w:lsdException w:name="Quote" w:uiPriority="29" w:qFormat="1"/>
     <w:lsdException w:name="Intense Quote" w:uiPriority="30" w:qFormat="1"/>
     <w:lsdException w:name="Medium List 2 Accent 1" w:uiPriority="66"/>
@@ -3104,7 +3604,6 @@
   <w:style w:type="paragraph" w:styleId="ListParagraph">
     <w:name w:val="List Paragraph"/>
     <w:basedOn w:val="Normal"/>
-    <w:uiPriority w:val="34"/>
     <w:qFormat/>
     <w:rsid w:val="00405406"/>
     <w:pPr>
@@ -3130,6 +3629,29 @@
         <w:insideV w:val="single" w:sz="4" w:space="0" w:color="auto"/>
       </w:tblBorders>
     </w:tblPr>
+  </w:style>
+  <w:style w:type="character" w:styleId="Hyperlink">
+    <w:name w:val="Hyperlink"/>
+    <w:basedOn w:val="DefaultParagraphFont"/>
+    <w:uiPriority w:val="99"/>
+    <w:unhideWhenUsed/>
+    <w:rsid w:val="008E2A2A"/>
+    <w:rPr>
+      <w:color w:val="0563C1" w:themeColor="hyperlink"/>
+      <w:u w:val="single"/>
+    </w:rPr>
+  </w:style>
+  <w:style w:type="character" w:styleId="UnresolvedMention">
+    <w:name w:val="Unresolved Mention"/>
+    <w:basedOn w:val="DefaultParagraphFont"/>
+    <w:uiPriority w:val="99"/>
+    <w:semiHidden/>
+    <w:unhideWhenUsed/>
+    <w:rsid w:val="008E2A2A"/>
+    <w:rPr>
+      <w:color w:val="605E5C"/>
+      <w:shd w:val="clear" w:color="auto" w:fill="E1DFDD"/>
+    </w:rPr>
   </w:style>
 </w:styles>
 </file>
